--- a/recording/5_19第十三次会议/第十三次会议纪要.docx
+++ b/recording/5_19第十三次会议/第十三次会议纪要.docx
@@ -903,6 +903,67 @@
                 <w:szCs w:val="21"/>
               </w:rPr>
               <w:t>老师新需求调整SRS、翻转课堂任务分工</w:t>
+            </w:r>
+          </w:p>
+        </w:tc>
+      </w:tr>
+      <w:tr>
+        <w:tc>
+          <w:tcPr>
+            <w:tcW w:w="1069" w:type="dxa"/>
+          </w:tcPr>
+          <w:p>
+            <w:pPr>
+              <w:jc w:val="center"/>
+              <w:rPr>
+                <w:rFonts w:asciiTheme="minorEastAsia" w:hAnsiTheme="minorEastAsia" w:cstheme="minorEastAsia" w:hint="eastAsia"/>
+                <w:b/>
+                <w:bCs/>
+                <w:szCs w:val="21"/>
+              </w:rPr>
+            </w:pPr>
+            <w:r>
+              <w:rPr>
+                <w:rFonts w:asciiTheme="minorEastAsia" w:hAnsiTheme="minorEastAsia" w:cstheme="minorEastAsia" w:hint="eastAsia"/>
+                <w:b/>
+                <w:bCs/>
+                <w:szCs w:val="21"/>
+              </w:rPr>
+              <w:t>上周总结</w:t>
+            </w:r>
+          </w:p>
+        </w:tc>
+        <w:tc>
+          <w:tcPr>
+            <w:tcW w:w="7227" w:type="dxa"/>
+            <w:gridSpan w:val="5"/>
+          </w:tcPr>
+          <w:p>
+            <w:pPr>
+              <w:jc w:val="center"/>
+              <w:rPr>
+                <w:rFonts w:asciiTheme="minorEastAsia" w:hAnsiTheme="minorEastAsia" w:cstheme="minorEastAsia" w:hint="eastAsia"/>
+                <w:b/>
+                <w:bCs/>
+                <w:szCs w:val="21"/>
+              </w:rPr>
+            </w:pPr>
+            <w:r>
+              <w:rPr>
+                <w:rFonts w:asciiTheme="minorEastAsia" w:hAnsiTheme="minorEastAsia" w:cstheme="minorEastAsia" w:hint="eastAsia"/>
+                <w:b/>
+                <w:bCs/>
+                <w:szCs w:val="21"/>
+              </w:rPr>
+              <w:t>上次功能范围裁剪与业务流程梳理已完成：遵照老师意见剔除「运维部署」模块，确定平台产出物为可下载模型文件，简化模型训练管理并与模型开发合并；普通用户与管理员两条核心业务流程已梳理清楚。SRS、用例图、状态图更新与原型设计已按抽签分工启动，管理员模块功能细化（李俊翰/曹志隆）及与第二组、第十组的功能优先级调研对接已安排。</w:t>
+            </w:r>
+            <w:r>
+              <w:rPr>
+                <w:rFonts w:asciiTheme="minorEastAsia" w:hAnsiTheme="minorEastAsia" w:cstheme="minorEastAsia" w:hint="eastAsia"/>
+                <w:b/>
+                <w:bCs/>
+                <w:szCs w:val="21"/>
+              </w:rPr>
             </w:r>
           </w:p>
         </w:tc>
